--- a/docs/manual_usuario/Manual_Usuario_Perfil_Afiliados_v3.docx
+++ b/docs/manual_usuario/Manual_Usuario_Perfil_Afiliados_v3.docx
@@ -698,6 +698,75 @@
     </w:p>
     <w:p>
       <w:pPr>
+        <w:pStyle w:val="Heading3"/>
+        <w:spacing w:after="100" w:before="200"/>
+      </w:pPr>
+      <w:r>
+        <w:t xml:space="preserve">Descargar el perfil completo en PDF</w:t>
+      </w:r>
+    </w:p>
+    <w:p>
+      <w:pPr>
+        <w:spacing w:after="150"/>
+      </w:pPr>
+      <w:r>
+        <w:t xml:space="preserve">En el listado de "Empresas", la primera columna de cada fila muestra un ícono de descarga (⬇, etiquetado "PDF"). Al hacer clic se abre en una pestaña nueva un reporte en PDF con todo el perfil cargado de esa empresa: datos generales, sectores y servicios, contactos, cámaras, recursos en Venezuela, sistemas de gestión, presencia internacional, experiencia relevante y sostenibilidad.</w:t>
+      </w:r>
+    </w:p>
+    <w:tbl>
+      <w:tblPr>
+        <w:tblW w:type="pct" w:w="100%"/>
+        <w:tblBorders>
+          <w:top w:val="single" w:color="auto" w:sz="4"/>
+          <w:left w:val="single" w:color="auto" w:sz="4"/>
+          <w:bottom w:val="single" w:color="auto" w:sz="4"/>
+          <w:right w:val="single" w:color="auto" w:sz="4"/>
+          <w:insideH w:val="single" w:color="auto" w:sz="4"/>
+          <w:insideV w:val="single" w:color="auto" w:sz="4"/>
+        </w:tblBorders>
+      </w:tblPr>
+      <w:tblGrid>
+        <w:gridCol w:w="100"/>
+      </w:tblGrid>
+      <w:tr>
+        <w:tc>
+          <w:tcPr>
+            <w:tcBorders>
+              <w:top w:val="none"/>
+              <w:left w:val="single" w:color="5C8A4A" w:sz="24"/>
+              <w:bottom w:val="none"/>
+              <w:right w:val="none"/>
+            </w:tcBorders>
+            <w:shd w:fill="EAF3E8" w:val="clear"/>
+            <w:tcMar>
+              <w:top w:type="dxa" w:w="150"/>
+              <w:left w:type="dxa" w:w="200"/>
+              <w:bottom w:type="dxa" w:w="150"/>
+              <w:right w:type="dxa" w:w="200"/>
+            </w:tcMar>
+          </w:tcPr>
+          <w:p>
+            <w:r>
+              <w:rPr>
+                <w:b/>
+                <w:bCs/>
+              </w:rPr>
+              <w:t xml:space="preserve">CONSEJO:  </w:t>
+            </w:r>
+            <w:r>
+              <w:t xml:space="preserve">Es la forma más rápida de revisar o compartir de un vistazo todo lo que su empresa tiene cargado en el sistema, sin tener que entrar pestaña por pestaña.</w:t>
+            </w:r>
+          </w:p>
+        </w:tc>
+      </w:tr>
+    </w:tbl>
+    <w:p>
+      <w:pPr>
+        <w:spacing w:after="200"/>
+      </w:pPr>
+    </w:p>
+    <w:p>
+      <w:pPr>
         <w:spacing w:after="150"/>
       </w:pPr>
       <w:r>
@@ -900,7 +969,7 @@
           <w:sz w:val="18"/>
           <w:szCs w:val="18"/>
         </w:rPr>
-        <w:t xml:space="preserve">Listado de Empresas</w:t>
+        <w:t xml:space="preserve">Listado de Empresas — la primera columna (ícono ⬇) es el acceso al PDF del perfil completo, descrito arriba.</w:t>
       </w:r>
     </w:p>
     <w:p>
